--- a/docs/legal/word/ピタフレプライバシーポリシー.docx
+++ b/docs/legal/word/ピタフレプライバシーポリシー.docx
@@ -605,7 +605,7 @@
                 <w:sz w:val="19"/>
                 <w:szCs w:val="19"/>
               </w:rPr>
-              <w:t xml:space="preserve">振込先口座情報（ホストのみ）</w:t>
+              <w:t xml:space="preserve">振込先口座情報（ピタメイトのみ）</w:t>
             </w:r>
           </w:p>
         </w:tc>
@@ -630,7 +630,7 @@
                 <w:sz w:val="19"/>
                 <w:szCs w:val="19"/>
               </w:rPr>
-              <w:t xml:space="preserve">報酬コインの換金を利用するホストが登録する銀行口座情報（金融機関名・支店・預金種目・口座番号・口座名義）</w:t>
+              <w:t xml:space="preserve">報酬コインの換金を利用するピタメイトが登録する銀行口座情報（金融機関名・支店・預金種目・口座番号・口座名義）</w:t>
             </w:r>
           </w:p>
         </w:tc>

--- a/docs/legal/word/ピタフレプライバシーポリシー.docx
+++ b/docs/legal/word/ピタフレプライバシーポリシー.docx
@@ -1720,7 +1720,47 @@
           <w:sz w:val="21"/>
           <w:szCs w:val="21"/>
         </w:rPr>
-        <w:t xml:space="preserve">: 〔施行日に記入〕（弁護士レビュー完了後の公開日を記載）</w:t>
+        <w:t xml:space="preserve">: 〔施行日に記入〕</w:t>
+      </w:r>
+    </w:p>
+    <w:p>
+      <w:pPr>
+        <w:pBdr>
+          <w:top w:val="single" w:color="F2EFE9" w:sz="2" w:space="6"/>
+          <w:bottom w:val="single" w:color="F2EFE9" w:sz="2" w:space="6"/>
+          <w:left w:val="single" w:color="B9B2A6" w:sz="12" w:space="6"/>
+          <w:right w:val="single" w:color="F2EFE9" w:sz="2" w:space="6"/>
+        </w:pBdr>
+        <w:shd w:fill="F2EFE9" w:color="auto" w:val="clear"/>
+        <w:spacing w:after="160" w:before="120" w:line="260"/>
+        <w:ind w:left="226" w:right="113"/>
+      </w:pPr>
+      <w:r>
+        <w:rPr>
+          <w:rFonts w:ascii="Yu Gothic" w:eastAsia="Yu Gothic" w:hAnsi="Yu Gothic"/>
+          <w:color w:val="4A4A4A"/>
+          <w:sz w:val="17"/>
+          <w:szCs w:val="17"/>
+        </w:rPr>
+        <w:t xml:space="preserve">〔※弁護士レビュー完了後の、実際に公開する日付を記入します。</w:t>
+      </w:r>
+      <w:r>
+        <w:rPr>
+          <w:rFonts w:ascii="Consolas" w:eastAsia="Yu Gothic" w:hAnsi="Consolas"/>
+          <w:color w:val="4A4A4A"/>
+          <w:sz w:val="15"/>
+          <w:szCs w:val="15"/>
+        </w:rPr>
+        <w:t xml:space="preserve">RELEASE-fill-in.md</w:t>
+      </w:r>
+      <w:r>
+        <w:rPr>
+          <w:rFonts w:ascii="Yu Gothic" w:eastAsia="Yu Gothic" w:hAnsi="Yu Gothic"/>
+          <w:color w:val="4A4A4A"/>
+          <w:sz w:val="17"/>
+          <w:szCs w:val="17"/>
+        </w:rPr>
+        <w:t xml:space="preserve">。〕</w:t>
       </w:r>
     </w:p>
     <w:p>

--- a/docs/legal/word/ピタフレプライバシーポリシー.docx
+++ b/docs/legal/word/ピタフレプライバシーポリシー.docx
@@ -715,6 +715,112 @@
                 <w:sz w:val="19"/>
                 <w:szCs w:val="19"/>
               </w:rPr>
+              <w:t xml:space="preserve">取引の記録</w:t>
+            </w:r>
+          </w:p>
+        </w:tc>
+        <w:tc>
+          <w:tcPr>
+            <w:tcW w:type="dxa" w:w="5458"/>
+            <w:tcMar>
+              <w:top w:type="dxa" w:w="90"/>
+              <w:left w:type="dxa" w:w="120"/>
+              <w:bottom w:type="dxa" w:w="90"/>
+              <w:right w:type="dxa" w:w="120"/>
+            </w:tcMar>
+          </w:tcPr>
+          <w:p>
+            <w:pPr>
+              <w:spacing w:after="0" w:before="0" w:line="280"/>
+            </w:pPr>
+            <w:r>
+              <w:rPr>
+                <w:rFonts w:ascii="Yu Mincho" w:eastAsia="Yu Mincho" w:hAnsi="Yu Mincho"/>
+                <w:b/>
+                <w:bCs/>
+                <w:color w:val="1A1A1A"/>
+                <w:sz w:val="19"/>
+                <w:szCs w:val="19"/>
+              </w:rPr>
+              <w:t xml:space="preserve">コインを購入した時点のIPアドレス・端末・ブラウザの種類</w:t>
+            </w:r>
+            <w:r>
+              <w:rPr>
+                <w:rFonts w:ascii="Yu Mincho" w:eastAsia="Yu Mincho" w:hAnsi="Yu Mincho"/>
+                <w:color w:val="1A1A1A"/>
+                <w:sz w:val="19"/>
+                <w:szCs w:val="19"/>
+              </w:rPr>
+              <w:t xml:space="preserve">、</w:t>
+            </w:r>
+            <w:r>
+              <w:rPr>
+                <w:rFonts w:ascii="Yu Mincho" w:eastAsia="Yu Mincho" w:hAnsi="Yu Mincho"/>
+                <w:b/>
+                <w:bCs/>
+                <w:color w:val="1A1A1A"/>
+                <w:sz w:val="19"/>
+                <w:szCs w:val="19"/>
+              </w:rPr>
+              <w:t xml:space="preserve">ログイン（アプリ起動）の記録</w:t>
+            </w:r>
+            <w:r>
+              <w:rPr>
+                <w:rFonts w:ascii="Yu Mincho" w:eastAsia="Yu Mincho" w:hAnsi="Yu Mincho"/>
+                <w:color w:val="1A1A1A"/>
+                <w:sz w:val="19"/>
+                <w:szCs w:val="19"/>
+              </w:rPr>
+              <w:t xml:space="preserve">、キャンセル・返金の説明その他の</w:t>
+            </w:r>
+            <w:r>
+              <w:rPr>
+                <w:rFonts w:ascii="Yu Mincho" w:eastAsia="Yu Mincho" w:hAnsi="Yu Mincho"/>
+                <w:b/>
+                <w:bCs/>
+                <w:color w:val="1A1A1A"/>
+                <w:sz w:val="19"/>
+                <w:szCs w:val="19"/>
+              </w:rPr>
+              <w:t xml:space="preserve">表示した内容への同意の記録</w:t>
+            </w:r>
+            <w:r>
+              <w:rPr>
+                <w:rFonts w:ascii="Yu Mincho" w:eastAsia="Yu Mincho" w:hAnsi="Yu Mincho"/>
+                <w:color w:val="1A1A1A"/>
+                <w:sz w:val="19"/>
+                <w:szCs w:val="19"/>
+              </w:rPr>
+              <w:t xml:space="preserve">（同意した日時と、そのとき表示していた文面）〔※閲覧そのものの記録ではありません。購入・同意・ログインという特定の操作についてのみ記録します〕</w:t>
+            </w:r>
+          </w:p>
+        </w:tc>
+      </w:tr>
+      <w:tr>
+        <w:trPr>
+          <w:tblHeader w:val="false"/>
+        </w:trPr>
+        <w:tc>
+          <w:tcPr>
+            <w:tcW w:type="dxa" w:w="3953"/>
+            <w:tcMar>
+              <w:top w:type="dxa" w:w="90"/>
+              <w:left w:type="dxa" w:w="120"/>
+              <w:bottom w:type="dxa" w:w="90"/>
+              <w:right w:type="dxa" w:w="120"/>
+            </w:tcMar>
+          </w:tcPr>
+          <w:p>
+            <w:pPr>
+              <w:spacing w:after="0" w:before="0" w:line="280"/>
+            </w:pPr>
+            <w:r>
+              <w:rPr>
+                <w:rFonts w:ascii="Yu Mincho" w:eastAsia="Yu Mincho" w:hAnsi="Yu Mincho"/>
+                <w:color w:val="1A1A1A"/>
+                <w:sz w:val="19"/>
+                <w:szCs w:val="19"/>
+              </w:rPr>
               <w:t xml:space="preserve">通知の宛先情報（プッシュ通知を許可した場合のみ）</w:t>
             </w:r>
           </w:p>
@@ -901,7 +1007,27 @@
           <w:sz w:val="21"/>
           <w:szCs w:val="21"/>
         </w:rPr>
-        <w:t xml:space="preserve">6. お問い合わせ・トラブルへの対応</w:t>
+        <w:t xml:space="preserve">6. </w:t>
+      </w:r>
+      <w:r>
+        <w:rPr>
+          <w:rFonts w:ascii="Yu Mincho" w:eastAsia="Yu Mincho" w:hAnsi="Yu Mincho"/>
+          <w:b/>
+          <w:bCs/>
+          <w:color w:val="1A1A1A"/>
+          <w:sz w:val="21"/>
+          <w:szCs w:val="21"/>
+        </w:rPr>
+        <w:t xml:space="preserve">クレジットカードの不正利用に関する異議申立て（チャージバック）への対応</w:t>
+      </w:r>
+      <w:r>
+        <w:rPr>
+          <w:rFonts w:ascii="Yu Mincho" w:eastAsia="Yu Mincho" w:hAnsi="Yu Mincho"/>
+          <w:color w:val="1A1A1A"/>
+          <w:sz w:val="21"/>
+          <w:szCs w:val="21"/>
+        </w:rPr>
+        <w:t xml:space="preserve">（カード会社・決済代行事業者への説明を含みます）</w:t>
       </w:r>
     </w:p>
     <w:p>
@@ -916,7 +1042,7 @@
           <w:sz w:val="21"/>
           <w:szCs w:val="21"/>
         </w:rPr>
-        <w:t xml:space="preserve">7. 本サービスの改善・新機能の開発</w:t>
+        <w:t xml:space="preserve">7. お問い合わせ・トラブルへの対応</w:t>
       </w:r>
     </w:p>
     <w:p>
@@ -931,7 +1057,22 @@
           <w:sz w:val="21"/>
           <w:szCs w:val="21"/>
         </w:rPr>
-        <w:t xml:space="preserve">8. </w:t>
+        <w:t xml:space="preserve">8. 本サービスの改善・新機能の開発</w:t>
+      </w:r>
+    </w:p>
+    <w:p>
+      <w:pPr>
+        <w:spacing w:after="60" w:before="60" w:line="300"/>
+        <w:ind w:left="396" w:hanging="396"/>
+      </w:pPr>
+      <w:r>
+        <w:rPr>
+          <w:rFonts w:ascii="Yu Mincho" w:eastAsia="Yu Mincho" w:hAnsi="Yu Mincho"/>
+          <w:color w:val="1A1A1A"/>
+          <w:sz w:val="21"/>
+          <w:szCs w:val="21"/>
+        </w:rPr>
+        <w:t xml:space="preserve">9. </w:t>
       </w:r>
       <w:r>
         <w:rPr>
@@ -957,7 +1098,7 @@
           <w:sz w:val="21"/>
           <w:szCs w:val="21"/>
         </w:rPr>
-        <w:t xml:space="preserve">9. 法令に基づく対応</w:t>
+        <w:t xml:space="preserve">10. 法令に基づく対応</w:t>
       </w:r>
     </w:p>
     <w:p>
@@ -1328,6 +1469,83 @@
           <w:szCs w:val="21"/>
         </w:rPr>
         <w:t xml:space="preserve">2. 前項に基づく開示については、捜査等への支障を避けるため、本人に通知しないことがあります。</w:t>
+      </w:r>
+    </w:p>
+    <w:p>
+      <w:pPr>
+        <w:spacing w:after="60" w:before="60" w:line="300"/>
+        <w:ind w:left="396" w:hanging="396"/>
+      </w:pPr>
+      <w:r>
+        <w:rPr>
+          <w:rFonts w:ascii="Yu Mincho" w:eastAsia="Yu Mincho" w:hAnsi="Yu Mincho"/>
+          <w:color w:val="1A1A1A"/>
+          <w:sz w:val="21"/>
+          <w:szCs w:val="21"/>
+        </w:rPr>
+        <w:t xml:space="preserve">3. </w:t>
+      </w:r>
+      <w:r>
+        <w:rPr>
+          <w:rFonts w:ascii="Yu Mincho" w:eastAsia="Yu Mincho" w:hAnsi="Yu Mincho"/>
+          <w:b/>
+          <w:bCs/>
+          <w:color w:val="1A1A1A"/>
+          <w:sz w:val="21"/>
+          <w:szCs w:val="21"/>
+        </w:rPr>
+        <w:t xml:space="preserve">合併、事業譲渡その他の事由により事業を承継する場合、当社は、承継に伴い個人情報を承継先に提供することがあります</w:t>
+      </w:r>
+      <w:r>
+        <w:rPr>
+          <w:rFonts w:ascii="Yu Mincho" w:eastAsia="Yu Mincho" w:hAnsi="Yu Mincho"/>
+          <w:color w:val="1A1A1A"/>
+          <w:sz w:val="21"/>
+          <w:szCs w:val="21"/>
+        </w:rPr>
+        <w:t xml:space="preserve">（個人情報の保護に関する法律第27条第5項第2号）。この場合、承継先は、承継前の利用目的の範囲内でのみ個人情報を取り扱います。事業の承継については、利用規約 第16条の3のとおり、30日前までに通知し、ユーザーは退会することができます。</w:t>
+      </w:r>
+    </w:p>
+    <w:p>
+      <w:pPr>
+        <w:pBdr>
+          <w:top w:val="single" w:color="F2EFE9" w:sz="2" w:space="6"/>
+          <w:bottom w:val="single" w:color="F2EFE9" w:sz="2" w:space="6"/>
+          <w:left w:val="single" w:color="B9B2A6" w:sz="12" w:space="6"/>
+          <w:right w:val="single" w:color="F2EFE9" w:sz="2" w:space="6"/>
+        </w:pBdr>
+        <w:shd w:fill="F2EFE9" w:color="auto" w:val="clear"/>
+        <w:spacing w:after="160" w:before="120" w:line="260"/>
+        <w:ind w:left="226" w:right="113"/>
+      </w:pPr>
+      <w:r>
+        <w:rPr>
+          <w:rFonts w:ascii="Yu Gothic" w:eastAsia="Yu Gothic" w:hAnsi="Yu Gothic"/>
+          <w:color w:val="4A4A4A"/>
+          <w:sz w:val="17"/>
+          <w:szCs w:val="17"/>
+        </w:rPr>
+        <w:t xml:space="preserve">〔※3項は2026-08-05の弁護士回答（論点A(b)・第16条の3）により追加。利用規約側に事業承継の定めを置きながら、</w:t>
+      </w:r>
+      <w:r>
+        <w:rPr>
+          <w:rFonts w:ascii="Yu Gothic" w:eastAsia="Yu Gothic" w:hAnsi="Yu Gothic"/>
+          <w:b/>
+          <w:bCs/>
+          <w:color w:val="4A4A4A"/>
+          <w:sz w:val="17"/>
+          <w:szCs w:val="17"/>
+        </w:rPr>
+        <w:t xml:space="preserve">プライバシーポリシー側に個人情報の承継の整理が無い</w:t>
+      </w:r>
+      <w:r>
+        <w:rPr>
+          <w:rFonts w:ascii="Yu Gothic" w:eastAsia="Yu Gothic" w:hAnsi="Yu Gothic"/>
+          <w:color w:val="4A4A4A"/>
+          <w:sz w:val="17"/>
+          <w:szCs w:val="17"/>
+        </w:rPr>
+        <w:t xml:space="preserve">状態でした。〕</w:t>
       </w:r>
     </w:p>
     <w:p>
